--- a/Files/04 - Bamidbar/05 - Korach/5783/Korach 5783.docx
+++ b/Files/04 - Bamidbar/05 - Korach/5783/Korach 5783.docx
@@ -1947,7 +1947,7 @@
         <w:rPr>
           <w:rFonts w:ascii="Times New Roman" w:hAnsi="Times New Roman" w:cs="Times New Roman"/>
         </w:rPr>
-        <w:t>, may Hashem</w:t>
+        <w:t xml:space="preserve">, may Hashem </w:t>
       </w:r>
       <w:r>
         <w:rPr>

--- a/Files/04 - Bamidbar/05 - Korach/5783/Korach 5783.docx
+++ b/Files/04 - Bamidbar/05 - Korach/5783/Korach 5783.docx
@@ -1109,7 +1109,7 @@
           <w:rFonts w:ascii="Times New Roman" w:hAnsi="Times New Roman" w:cs="Times New Roman"/>
           <w:rtl/>
         </w:rPr>
-        <w:t>"</w:t>
+        <w:t>״</w:t>
       </w:r>
       <w:r>
         <w:rPr>
@@ -1535,7 +1535,7 @@
           <w:rFonts w:ascii="Times New Roman" w:hAnsi="Times New Roman" w:cs="Times New Roman"/>
           <w:rtl/>
         </w:rPr>
-        <w:t>"</w:t>
+        <w:t>״</w:t>
       </w:r>
       <w:r>
         <w:rPr>
@@ -1586,7 +1586,7 @@
           <w:rFonts w:ascii="Times New Roman" w:hAnsi="Times New Roman" w:cs="Times New Roman"/>
           <w:rtl/>
         </w:rPr>
-        <w:t>"</w:t>
+        <w:t>״</w:t>
       </w:r>
       <w:r>
         <w:rPr>
